--- a/Huilin_Tai_cv.docx
+++ b/Huilin_Tai_cv.docx
@@ -362,7 +362,7 @@
           <w:u w:val="single" w:color="0563C1"/>
           <w:lang w:val="en-US"/>
         </w:rPr>
-        <w:t>haleyyy2001.github.io</w:t>
+        <w:t>haleyyytai.github.io</w:t>
       </w:r>
     </w:p>
     <w:p>
